--- a/acts-sermons/docx/26_2027-04-11_읽는것을깨닫느냐_행8장26-40절.docx
+++ b/acts-sermons/docx/26_2027-04-11_읽는것을깨닫느냐_행8장26-40절.docx
@@ -343,33 +343,33 @@
           <w:sz w:val="24"/>
           <w:szCs w:val="24"/>
         </w:rPr>
-        <w:t xml:space="preserve">구약에도 하나님이 한 무리를 위해 선지자를 먼 곳으로 보내신 이야기가 있습니다. 요나서입니다. 하나님은 요나에게 ‘일어나 저 큰 성읍 니느웨로 가서 그것을 향하여 외치라’고 명령하셨습니다. 그런데 요나는 일어나 정반대 방향인 다시스로 도망쳤습니다. 니느웨는 이스라엘의 원수 앗수르의 도성이었습니다. 요나는 원수들이 구원받는 것을 원하지 않았습니다.</w:t>
-      </w:r>
-    </w:p>
-    <w:p>
-      <w:pPr>
-        <w:spacing w:after="160" w:line="360"/>
-      </w:pPr>
-      <w:r>
-        <w:rPr>
-          <w:rFonts w:ascii="맑은 고딕" w:cs="맑은 고딕" w:eastAsia="맑은 고딕" w:hAnsi="맑은 고딕"/>
-          <w:sz w:val="24"/>
-          <w:szCs w:val="24"/>
-        </w:rPr>
-        <w:t xml:space="preserve">하나님은 큰 바람과 큰 물고기를 통해 요나를 다시 돌려세우셨습니다. 요나는 결국 니느웨에 가서 외쳤고, 니느웨 백성은 왕부터 백성까지 굵은 베옷을 입고 회개했습니다. 그러나 요나는 그것을 매우 싫어하며 성내었습니다. 하나님은 마지막에 요나에게 이렇게 물으십니다. ‘하물며 이 큰 성읍 니느웨에는 좌우를 분변하지 못하는 자가 십이만여 명이요 가축도 많이 있나니 내가 어찌 아끼지 아니하겠느냐’(욘 4:11).</w:t>
-      </w:r>
-    </w:p>
-    <w:p>
-      <w:pPr>
-        <w:spacing w:after="160" w:line="360"/>
-      </w:pPr>
-      <w:r>
-        <w:rPr>
-          <w:rFonts w:ascii="맑은 고딕" w:cs="맑은 고딕" w:eastAsia="맑은 고딕" w:hAnsi="맑은 고딕"/>
-          <w:sz w:val="24"/>
-          <w:szCs w:val="24"/>
-        </w:rPr>
-        <w:t xml:space="preserve">요나와 빌립은 같은 부르심을 받았습니다. ‘일어나 가라.’ 그러나 요나는 도망쳤고, 빌립은 일어나 갔습니다. 요나는 이방인의 구원을 아까워했고, 빌립은 이방인 내시를 향해 달려갔습니다. 하나님은 영혼을 아끼시는 분입니다. 그 하나님의 마음을 아는 사람은 광야 길이라도 기꺼이 갑니다.</w:t>
+        <w:t xml:space="preserve">창세기 24장에 이름이 기록되지 않은 한 사람이 나옵니다. 아브라함의 집 모든 소유를 맡은 늙은 종입니다. 아브라함은 그에게 아들 이삭의 아내를 가나안 족속 가운데서가 아니라 자기 고향 친족에게서 데려오라고 맡겼습니다. 종은 낙타 열 필을 이끌고 메소포타미아의 나홀의 성까지 먼 길을 떠났습니다. 오직 한 사람을 찾기 위한 길이었습니다.</w:t>
+      </w:r>
+    </w:p>
+    <w:p>
+      <w:pPr>
+        <w:spacing w:after="160" w:line="360"/>
+      </w:pPr>
+      <w:r>
+        <w:rPr>
+          <w:rFonts w:ascii="맑은 고딕" w:cs="맑은 고딕" w:eastAsia="맑은 고딕" w:hAnsi="맑은 고딕"/>
+          <w:sz w:val="24"/>
+          <w:szCs w:val="24"/>
+        </w:rPr>
+        <w:t xml:space="preserve">성 밖 우물가에 이른 종은 기도했습니다. 오늘 나에게 순조롭게 만나게 하사 내 주인 아브라함에게 은혜를 베푸시옵소서. 그리고 물을 청할 때 낙타에게까지 마시게 하겠다고 대답하는 소녀가 하나님께서 정하신 사람이게 해 달라고 구했습니다. 성경은 말합니다. 말을 마치기도 전에 리브가가 물 항아리를 어깨에 메고 나왔습니다. 하나님은 기도와 만남의 때를 정확하게 맞추셨습니다.</w:t>
+      </w:r>
+    </w:p>
+    <w:p>
+      <w:pPr>
+        <w:spacing w:after="160" w:line="360"/>
+      </w:pPr>
+      <w:r>
+        <w:rPr>
+          <w:rFonts w:ascii="맑은 고딕" w:cs="맑은 고딕" w:eastAsia="맑은 고딕" w:hAnsi="맑은 고딕"/>
+          <w:sz w:val="24"/>
+          <w:szCs w:val="24"/>
+        </w:rPr>
+        <w:t xml:space="preserve">종은 그 자리에서 머리를 숙여 여호와께 경배하며, 여호와께서 길에서 자기를 인도하셨다고 고백했습니다. 하나님은 언약의 약속을 이루시려고 한 사람을 먼 길로 보내셨고, 그 길 끝에서 꼭 만나야 할 한 사람을 만나게 하셨습니다. 빌립도 그랬습니다. 하나님은 그를 광야 길로 보내셨고, 바로 그때 에디오피아 내시의 수레가 그 길을 지나고 있었습니다. 하나님은 한 영혼을 위해 사람을 보내시고, 만남의 때까지 주관하십니다.</w:t>
       </w:r>
     </w:p>
     <w:p>
@@ -977,33 +977,33 @@
           <w:sz w:val="24"/>
           <w:szCs w:val="24"/>
         </w:rPr>
-        <w:t xml:space="preserve">열왕기하 22장과 23장에 요시야 왕의 이야기가 나옵니다. 요시야는 여덟 살에 왕이 되었습니다. 그가 왕위에 있은 지 십팔 년째 되던 해에, 성전을 수리하던 중 대제사장 힐기야가 율법책을 발견했습니다. 오랫동안 잊혀져 있던 하나님의 말씀이었습니다.</w:t>
-      </w:r>
-    </w:p>
-    <w:p>
-      <w:pPr>
-        <w:spacing w:after="160" w:line="360"/>
-      </w:pPr>
-      <w:r>
-        <w:rPr>
-          <w:rFonts w:ascii="맑은 고딕" w:cs="맑은 고딕" w:eastAsia="맑은 고딕" w:hAnsi="맑은 고딕"/>
-          <w:sz w:val="24"/>
-          <w:szCs w:val="24"/>
-        </w:rPr>
-        <w:t xml:space="preserve">서기관 사반이 그 책을 왕 앞에서 읽자, 요시야는 자기 옷을 찢었습니다. 말씀을 듣고 깨달은 것입니다. 하나님의 말씀대로 살지 못한 자기와 백성의 죄를 깨달았습니다. 그는 곧바로 여선지자 훌다에게 사람을 보내어 여호와의 뜻을 물었습니다.</w:t>
-      </w:r>
-    </w:p>
-    <w:p>
-      <w:pPr>
-        <w:spacing w:after="160" w:line="360"/>
-      </w:pPr>
-      <w:r>
-        <w:rPr>
-          <w:rFonts w:ascii="맑은 고딕" w:cs="맑은 고딕" w:eastAsia="맑은 고딕" w:hAnsi="맑은 고딕"/>
-          <w:sz w:val="24"/>
-          <w:szCs w:val="24"/>
-        </w:rPr>
-        <w:t xml:space="preserve">그리고 요시야는 깨달은 대로 행했습니다. 모든 백성을 모아 언약책을 읽어 들려주고, 여호와 앞에서 마음을 다하고 목숨을 다하여 그 말씀을 지키기로 언약을 세웠습니다. 우상의 제단을 헐고, 산당을 없애고, 유월절을 지켰습니다. 성경은 ‘요시야와 같이 마음을 다하며 … 모세의 모든 율법을 따라 여호와께로 돌이킨 왕은 요시야 전에도 없었고 그 후에도 그와 같은 자가 없었더라’(왕하 23:25)고 말합니다. 말씀을 깨달은 사람은 순종으로 응답합니다. 에디오피아 내시처럼 말입니다.</w:t>
+        <w:t xml:space="preserve">마가복음 10장에는 여리고 길가에 앉아 구걸하던 맹인 바디매오가 나옵니다. 그는 나사렛 예수께서 지나가신다는 말을 듣고 소리 질렀습니다. “다윗의 자손 예수여 나를 불쌍히 여기소서”(막 10:47). 많은 사람이 꾸짖어 잠잠하라 했지만 그는 더욱 크게 소리 질렀습니다. 눈은 보지 못했지만, 그는 예수님이 약속된 다윗의 자손 곧 메시아이심을 알아보았습니다.</w:t>
+      </w:r>
+    </w:p>
+    <w:p>
+      <w:pPr>
+        <w:spacing w:after="160" w:line="360"/>
+      </w:pPr>
+      <w:r>
+        <w:rPr>
+          <w:rFonts w:ascii="맑은 고딕" w:cs="맑은 고딕" w:eastAsia="맑은 고딕" w:hAnsi="맑은 고딕"/>
+          <w:sz w:val="24"/>
+          <w:szCs w:val="24"/>
+        </w:rPr>
+        <w:t xml:space="preserve">예수님께서 머물러 서서 그를 부르라 하시자 사람들이 말했습니다. 안심하고 일어나라 그가 너를 부르신다. 바디매오는 겉옷을 내버리고 뛰어 일어나 예수께 나아왔습니다. 길가에서 구걸하던 사람에게 겉옷은 가장 귀한 소유였을 것입니다. 예수님이 무엇을 원하느냐고 물으시자 그는 보기를 원한다고 대답했습니다. 예수님은 말씀하셨습니다. 가라 네 믿음이 너를 구원하였느니라.</w:t>
+      </w:r>
+    </w:p>
+    <w:p>
+      <w:pPr>
+        <w:spacing w:after="160" w:line="360"/>
+      </w:pPr>
+      <w:r>
+        <w:rPr>
+          <w:rFonts w:ascii="맑은 고딕" w:cs="맑은 고딕" w:eastAsia="맑은 고딕" w:hAnsi="맑은 고딕"/>
+          <w:sz w:val="24"/>
+          <w:szCs w:val="24"/>
+        </w:rPr>
+        <w:t xml:space="preserve">그리고 마가는 이렇게 기록합니다. “그가 곧 보게 되어 예수를 길에서 따르니라”(막 10:52). 그 길은 예루살렘으로, 십자가로 가는 길이었습니다. 눈이 열린 사람은 그 자리에 머물지 않고 자기를 고치신 분을 따라 길을 갔습니다. 에디오피아 내시도 그러했습니다. 성경이 증언하는 예수님을 깨닫고 세례를 받은 뒤 그는 기쁘게 자기 길을 갔습니다. 그리스도를 깨달은 사람은 기쁨의 순종으로 응답합니다.</w:t>
       </w:r>
     </w:p>
     <w:p>

--- a/acts-sermons/docx/26_2027-04-11_읽는것을깨닫느냐_행8장26-40절.docx
+++ b/acts-sermons/docx/26_2027-04-11_읽는것을깨닫느냐_행8장26-40절.docx
@@ -343,7 +343,7 @@
           <w:sz w:val="24"/>
           <w:szCs w:val="24"/>
         </w:rPr>
-        <w:t xml:space="preserve">창세기 24장에 이름이 기록되지 않은 한 사람이 나옵니다. 아브라함의 집 모든 소유를 맡은 늙은 종입니다. 아브라함은 그에게 아들 이삭의 아내를 가나안 족속 가운데서가 아니라 자기 고향 친족에게서 데려오라고 맡겼습니다. 종은 낙타 열 필을 이끌고 메소포타미아의 나홀의 성까지 먼 길을 떠났습니다. 오직 한 사람을 찾기 위한 길이었습니다.</w:t>
+        <w:t xml:space="preserve">창세기 24장에 이름이 기록되지 않은 한 사람이 나옵니다. 아브라함의 집 모든 소유를 맡은 늙은 종입니다. 아브라함은 그에게 아들 이삭의 아내를 가나안 족속 가운데서가 아니라 자기 고향 친족에게서 데려오라고 맡겼습니다. 종은 낙타 열 필을 이끌고 메소보다미아의 나홀의 성까지 먼 길을 떠났습니다. 오직 한 사람을 찾기 위한 길이었습니다.</w:t>
       </w:r>
     </w:p>
     <w:p>
@@ -673,7 +673,7 @@
           <w:sz w:val="24"/>
           <w:szCs w:val="24"/>
         </w:rPr>
-        <w:t xml:space="preserve">그들은 말합니다. ‘우리는 이 사람이 이스라엘을 속량할 자라고 바랐노라.’ 그들도 성경을 알았습니다. 그러나 메시아가 고난을 받는다는 것은 깨닫지 못했습니다. 그러자 예수님께서 말씀하십니다. ‘미련하고 선지자들이 말한 모든 것을 마음에 더디 믿는 자들이여 그리스도가 이런 고난을 받고 자기의 영광에 들어가야 할 것이 아니냐.’ 그리고 ‘모세와 모든 선지자의 글로 시작하여 모든 성경에 쓴 바 자기에 관한 것을 자세히 설명하셨습니다’(눅 24:27).</w:t>
+        <w:t xml:space="preserve">그들은 말합니다. ‘우리는 이 사람이 이스라엘을 속량할 자라고 바랐노라.’ 그들도 성경을 알았습니다. 그러나 메시아가 고난을 받는다는 것은 깨닫지 못했습니다. 그러자 예수님께서 말씀하십니다. ‘미련하고 선지자들이 말한 모든 것을 마음에 더디 믿는 자들이여 그리스도가 이런 고난을 받고 자기의 영광에 들어가야 할 것이 아니냐.’ 그리고 ‘모세와 모든 선지자의 글로 시작하여 모든 성경에 쓴 바 자기에 관한 것을 자세히 설명하시니라’(눅 24:27).</w:t>
       </w:r>
     </w:p>
     <w:p>
